--- a/downloads/documents/04 Units/Unit 03 - Human Development and Relationships - Growing Up, Getting Along/Lesson 03.14 - Types of Families and How Families Change.docx
+++ b/downloads/documents/04 Units/Unit 03 - Human Development and Relationships - Growing Up, Getting Along/Lesson 03.14 - Types of Families and How Families Change.docx
@@ -389,7 +389,7 @@
         <w:t xml:space="preserve">Vocabulary 03.md</w:t>
       </w:r>
       <w:r>
-        <w:t xml:space="preserve">) for Turkish, Portuguese, and Spanish.</w:t>
+        <w:t xml:space="preserve">) for Spanish.</w:t>
       </w:r>
     </w:p>
     <w:p>
@@ -1275,7 +1275,7 @@
         <w:pStyle w:val="Compact"/>
       </w:pPr>
       <w:r>
-        <w:t xml:space="preserve">ELL: every structure on the chart has a simple icon (stick figures in the arrangement) and a one-line definition; the twelve scenarios are short and use fictional first names; the structure names are listed in Turkish, Portuguese, and Spanish on the handout (to be verified by a native speaker); sentence starter for the compare box:</w:t>
+        <w:t xml:space="preserve">ELL: every structure on the chart has a simple icon (stick figures in the arrangement) and a one-line definition; the twelve scenarios are short and use fictional first names; the structure names are listed in Spanish on the handout (to be verified by a native speaker); sentence starter for the compare box:</w:t>
       </w:r>
       <w:r>
         <w:t xml:space="preserve"> </w:t>
@@ -1977,7 +1977,7 @@
     <w:sectPr>
       <w:headerReference w:type="default" r:id="rId9"/>
       <w:pgSz w:w="12240" w:h="15840"/>
-      <w:pgMar w:top="1440" w:bottom="1440" w:left="1440" w:right="1440" w:header="504"/>
+      <w:pgMar w:top="1296" w:bottom="1296" w:left="1296" w:right="1296" w:header="504"/>
     </w:sectPr>
   </w:body>
 </w:document>

--- a/downloads/documents/04 Units/Unit 03 - Human Development and Relationships - Growing Up, Getting Along/Lesson 03.14 - Types of Families and How Families Change.docx
+++ b/downloads/documents/04 Units/Unit 03 - Human Development and Relationships - Growing Up, Getting Along/Lesson 03.14 - Types of Families and How Families Change.docx
@@ -198,25 +198,19 @@
         <w:pStyle w:val="Compact"/>
       </w:pPr>
       <w:r>
-        <w:t xml:space="preserve">NYS FACS Learning Standard 2 (Intermediate), Key Idea: Students will know the basic principles of home and community safety. They can demonstrate the skills necessary to maintain their homes and workplaces in a safe and comfortable condition. They can provide a safe and nurturing environment for themselves and others.; Performance Indicator: none of the three Standard 2 indicators names the family. The state assigns only Standard 2 to this module, so this lesson cites the key idea’s last sentence and no PI. (Crosswalk Part E.3 notes that Standard 3 PI A,</w:t>
-      </w:r>
-      <w:r>
-        <w:t xml:space="preserve"> </w:t>
-      </w:r>
-      <w:r>
-        <w:t xml:space="preserve">“</w:t>
-      </w:r>
-      <w:r>
-        <w:t xml:space="preserve">Students understand how the family can provide for the economic, physical, and emotional needs of its members,</w:t>
-      </w:r>
-      <w:r>
-        <w:t xml:space="preserve">”</w:t>
-      </w:r>
-      <w:r>
-        <w:t xml:space="preserve"> </w:t>
-      </w:r>
-      <w:r>
-        <w:t xml:space="preserve">fits this topic better; Sal can add it if he decides to cite outside the state’s block.)</w:t>
+        <w:t xml:space="preserve">NYS FACS Learning Standard 2 (Intermediate), Key Idea: Students will know the basic principles of home and community safety. They can demonstrate the skills necessary to maintain their homes and workplaces in a safe and comfortable condition. They can provide a safe and nurturing environment for themselves and others.; Performance Indicator: none of the three Standard 2 indicators names the family. The state assigns only Standard 2 to this module, so this lesson cites the key idea’s last sentence and no PI. (Standard 3 PI A fits this topic better, so it is cited as a second line below.)</w:t>
+      </w:r>
+    </w:p>
+    <w:p>
+      <w:pPr>
+        <w:numPr>
+          <w:ilvl w:val="0"/>
+          <w:numId w:val="1001"/>
+        </w:numPr>
+        <w:pStyle w:val="Compact"/>
+      </w:pPr>
+      <w:r>
+        <w:t xml:space="preserve">NYS FACS Learning Standard 3 (Intermediate), Key Idea: Students will understand and be able to manage personal resources of talent, time, energy, and money and make effective decisions in order to balance their obligations to work, family, and self.; Performance Indicator A: Students understand how the family can provide for the economic, physical, and emotional needs of its members.</w:t>
       </w:r>
     </w:p>
     <w:p>
@@ -1612,7 +1606,7 @@
               <w:jc w:val="left"/>
             </w:pPr>
             <w:r>
-              <w:t xml:space="preserve">HDR 5. a), b); National FCS 6.1.6; Std 2 KI</w:t>
+              <w:t xml:space="preserve">HDR 5. a), b); National FCS 6.1.6; Std 2 KI; Std 3 PI A</w:t>
             </w:r>
           </w:p>
         </w:tc>
@@ -1769,7 +1763,7 @@
         <w:pStyle w:val="Compact"/>
       </w:pPr>
       <w:r>
-        <w:t xml:space="preserve">NYS Learning Standards for Health, Physical Education, and Family and Consumer Sciences (1996), Standard 2, Intermediate, FACS strand. Wording per</w:t>
+        <w:t xml:space="preserve">NYS Learning Standards for Health, Physical Education, and Family and Consumer Sciences (1996), Standards 2 and 3, Intermediate, FACS strand. Wording per</w:t>
       </w:r>
       <w:r>
         <w:t xml:space="preserve"> </w:t>
@@ -1977,7 +1971,7 @@
     <w:sectPr>
       <w:headerReference w:type="default" r:id="rId9"/>
       <w:pgSz w:w="12240" w:h="15840"/>
-      <w:pgMar w:top="1296" w:bottom="1296" w:left="1296" w:right="1296" w:header="504"/>
+      <w:pgMar w:top="1440" w:bottom="1440" w:left="1440" w:right="1440" w:header="504"/>
     </w:sectPr>
   </w:body>
 </w:document>
